--- a/version-1-autoasistida/descargas/Kit_del_caso_a_tu_objeto.docx
+++ b/version-1-autoasistida/descargas/Kit_del_caso_a_tu_objeto.docx
@@ -658,7 +658,7 @@
         <w:pStyle w:val="Heading1"/>
       </w:pPr>
       <w:r>
-        <w:t>3. Revisá tu decisión antes de llevarla al foro</w:t>
+        <w:t>3. Revisá tu decisión antes de entregar</w:t>
       </w:r>
     </w:p>
     <w:p>
